--- a/UML_template.docx
+++ b/UML_template.docx
@@ -1,6 +1,6 @@
 
 <file path=word/document.xml><?xml version="1.0" encoding="utf-8"?>
-<w:document xmlns:wpc="http://schemas.microsoft.com/office/word/2010/wordprocessingCanvas" xmlns:cx="http://schemas.microsoft.com/office/drawing/2014/chartex" xmlns:cx1="http://schemas.microsoft.com/office/drawing/2015/9/8/chartex" xmlns:cx2="http://schemas.microsoft.com/office/drawing/2015/10/21/chartex" xmlns:cx3="http://schemas.microsoft.com/office/drawing/2016/5/9/chartex" xmlns:cx4="http://schemas.microsoft.com/office/drawing/2016/5/10/chartex" xmlns:cx5="http://schemas.microsoft.com/office/drawing/2016/5/11/chartex" xmlns:cx6="http://schemas.microsoft.com/office/drawing/2016/5/12/chartex" xmlns:cx7="http://schemas.microsoft.com/office/drawing/2016/5/13/chartex" xmlns:cx8="http://schemas.microsoft.com/office/drawing/2016/5/14/chartex" xmlns:mc="http://schemas.openxmlformats.org/markup-compatibility/2006" xmlns:aink="http://schemas.microsoft.com/office/drawing/2016/ink" xmlns:am3d="http://schemas.microsoft.com/office/drawing/2017/model3d" xmlns:o="urn:schemas-microsoft-com:office:office" xmlns:r="http://schemas.openxmlformats.org/officeDocument/2006/relationships" xmlns:m="http://schemas.openxmlformats.org/officeDocument/2006/math" xmlns:v="urn:schemas-microsoft-com:vml" xmlns:wp14="http://schemas.microsoft.com/office/word/2010/wordprocessingDrawing" xmlns:wp="http://schemas.openxmlformats.org/drawingml/2006/wordprocessingDrawing" xmlns:w10="urn:schemas-microsoft-com:office:word" xmlns:w="http://schemas.openxmlformats.org/wordprocessingml/2006/main" xmlns:w14="http://schemas.microsoft.com/office/word/2010/wordml" xmlns:w15="http://schemas.microsoft.com/office/word/2012/wordml" xmlns:w16cex="http://schemas.microsoft.com/office/word/2018/wordml/cex" xmlns:w16cid="http://schemas.microsoft.com/office/word/2016/wordml/cid" xmlns:w16="http://schemas.microsoft.com/office/word/2018/wordml" xmlns:w16sdtdh="http://schemas.microsoft.com/office/word/2020/wordml/sdtdatahash" xmlns:w16se="http://schemas.microsoft.com/office/word/2015/wordml/symex" xmlns:wpg="http://schemas.microsoft.com/office/word/2010/wordprocessingGroup" xmlns:wpi="http://schemas.microsoft.com/office/word/2010/wordprocessingInk" xmlns:wne="http://schemas.microsoft.com/office/word/2006/wordml" xmlns:wps="http://schemas.microsoft.com/office/word/2010/wordprocessingShape" mc:Ignorable="w14 w15 w16se w16cid w16 w16cex w16sdtdh wp14">
+<w:document xmlns:wpc="http://schemas.microsoft.com/office/word/2010/wordprocessingCanvas" xmlns:cx="http://schemas.microsoft.com/office/drawing/2014/chartex" xmlns:cx1="http://schemas.microsoft.com/office/drawing/2015/9/8/chartex" xmlns:cx2="http://schemas.microsoft.com/office/drawing/2015/10/21/chartex" xmlns:cx3="http://schemas.microsoft.com/office/drawing/2016/5/9/chartex" xmlns:cx4="http://schemas.microsoft.com/office/drawing/2016/5/10/chartex" xmlns:cx5="http://schemas.microsoft.com/office/drawing/2016/5/11/chartex" xmlns:cx6="http://schemas.microsoft.com/office/drawing/2016/5/12/chartex" xmlns:cx7="http://schemas.microsoft.com/office/drawing/2016/5/13/chartex" xmlns:cx8="http://schemas.microsoft.com/office/drawing/2016/5/14/chartex" xmlns:mc="http://schemas.openxmlformats.org/markup-compatibility/2006" xmlns:aink="http://schemas.microsoft.com/office/drawing/2016/ink" xmlns:am3d="http://schemas.microsoft.com/office/drawing/2017/model3d" xmlns:o="urn:schemas-microsoft-com:office:office" xmlns:oel="http://schemas.microsoft.com/office/2019/extlst" xmlns:r="http://schemas.openxmlformats.org/officeDocument/2006/relationships" xmlns:m="http://schemas.openxmlformats.org/officeDocument/2006/math" xmlns:v="urn:schemas-microsoft-com:vml" xmlns:wp14="http://schemas.microsoft.com/office/word/2010/wordprocessingDrawing" xmlns:wp="http://schemas.openxmlformats.org/drawingml/2006/wordprocessingDrawing" xmlns:w10="urn:schemas-microsoft-com:office:word" xmlns:w="http://schemas.openxmlformats.org/wordprocessingml/2006/main" xmlns:w14="http://schemas.microsoft.com/office/word/2010/wordml" xmlns:w15="http://schemas.microsoft.com/office/word/2012/wordml" xmlns:w16cex="http://schemas.microsoft.com/office/word/2018/wordml/cex" xmlns:w16cid="http://schemas.microsoft.com/office/word/2016/wordml/cid" xmlns:w16="http://schemas.microsoft.com/office/word/2018/wordml" xmlns:w16du="http://schemas.microsoft.com/office/word/2023/wordml/word16du" xmlns:w16sdtdh="http://schemas.microsoft.com/office/word/2020/wordml/sdtdatahash" xmlns:w16sdtfl="http://schemas.microsoft.com/office/word/2024/wordml/sdtformatlock" xmlns:w16se="http://schemas.microsoft.com/office/word/2015/wordml/symex" xmlns:wpg="http://schemas.microsoft.com/office/word/2010/wordprocessingGroup" xmlns:wpi="http://schemas.microsoft.com/office/word/2010/wordprocessingInk" xmlns:wne="http://schemas.microsoft.com/office/word/2006/wordml" xmlns:wps="http://schemas.microsoft.com/office/word/2010/wordprocessingShape" mc:Ignorable="w14 w15 w16se w16cid w16 w16cex w16sdtdh w16sdtfl w16du wp14">
   <w:body>
     <w:p>
       <w:pPr>
@@ -112,14 +112,12 @@
                 <w:b/>
               </w:rPr>
             </w:pPr>
-            <w:proofErr w:type="spellStart"/>
             <w:r>
               <w:rPr>
                 <w:b/>
               </w:rPr>
               <w:t>PhilosopherBest</w:t>
             </w:r>
-            <w:proofErr w:type="spellEnd"/>
           </w:p>
         </w:tc>
       </w:tr>
@@ -139,7 +137,17 @@
               </w:tabs>
             </w:pPr>
             <w:r>
-              <w:tab/>
+              <w:t>- generator : SecureRandom</w:t>
+            </w:r>
+          </w:p>
+          <w:p>
+            <w:pPr>
+              <w:tabs>
+                <w:tab w:val="left" w:pos="1880"/>
+              </w:tabs>
+            </w:pPr>
+            <w:r>
+              <w:t>- t : BlockingTableware</w:t>
             </w:r>
           </w:p>
           <w:p/>
@@ -153,7 +161,16 @@
           <w:tcPr>
             <w:tcW w:w="6835" w:type="dxa"/>
           </w:tcPr>
-          <w:p/>
+          <w:p>
+            <w:r>
+              <w:t>&lt;&lt;constructor&gt;&gt; PhilosopherBest(t : BlockingTableware)</w:t>
+            </w:r>
+          </w:p>
+          <w:p>
+            <w:r>
+              <w:t>+ run() : void</w:t>
+            </w:r>
+          </w:p>
         </w:tc>
       </w:tr>
     </w:tbl>
@@ -251,14 +268,12 @@
                 <w:b/>
               </w:rPr>
             </w:pPr>
-            <w:proofErr w:type="spellStart"/>
             <w:r>
               <w:rPr>
                 <w:b/>
               </w:rPr>
               <w:t>BlockingTableware</w:t>
             </w:r>
-            <w:proofErr w:type="spellEnd"/>
           </w:p>
         </w:tc>
       </w:tr>
@@ -271,7 +286,20 @@
             <w:tcW w:w="6835" w:type="dxa"/>
           </w:tcPr>
           <w:p/>
-          <w:p/>
+          <w:p>
+            <w:r>
+              <w:t>- knife : ReentrantLock</w:t>
+            </w:r>
+          </w:p>
+          <w:p>
+            <w:r>
+              <w:t>- fork : ReentrantLock</w:t>
+            </w:r>
+            <w:r>
+              <w:br/>
+              <w:t>- blocked_count : int</w:t>
+            </w:r>
+          </w:p>
           <w:p/>
         </w:tc>
       </w:tr>
@@ -283,7 +311,49 @@
           <w:tcPr>
             <w:tcW w:w="6835" w:type="dxa"/>
           </w:tcPr>
-          <w:p/>
+          <w:p>
+            <w:r>
+              <w:t>+ pickupKnife() : boolean</w:t>
+            </w:r>
+            <w:r>
+              <w:br/>
+              <w:t>+ iHaveKnife() : boolean</w:t>
+            </w:r>
+            <w:r>
+              <w:br/>
+              <w:t>+ putDownKnife() : void</w:t>
+            </w:r>
+            <w:r>
+              <w:br/>
+              <w:t>+ pickupFork() : boolean</w:t>
+            </w:r>
+            <w:r>
+              <w:br/>
+              <w:t>+ iHaveFork() : boolean</w:t>
+            </w:r>
+            <w:r>
+              <w:br/>
+              <w:t>+ putDownFork() : void</w:t>
+            </w:r>
+            <w:r>
+              <w:br/>
+              <w:t>- whatsMissing() : String</w:t>
+            </w:r>
+            <w:r>
+              <w:br/>
+              <w:t>+ eat() : boolean</w:t>
+            </w:r>
+          </w:p>
+          <w:p>
+            <w:r>
+              <w:t>+ blockingEat() : boolean</w:t>
+            </w:r>
+          </w:p>
+          <w:p>
+            <w:r>
+              <w:t>+ getFailureCount(): int</w:t>
+            </w:r>
+          </w:p>
         </w:tc>
       </w:tr>
     </w:tbl>
@@ -330,7 +400,7 @@
 </file>
 
 <file path=word/endnotes.xml><?xml version="1.0" encoding="utf-8"?>
-<w:endnotes xmlns:wpc="http://schemas.microsoft.com/office/word/2010/wordprocessingCanvas" xmlns:cx="http://schemas.microsoft.com/office/drawing/2014/chartex" xmlns:cx1="http://schemas.microsoft.com/office/drawing/2015/9/8/chartex" xmlns:cx2="http://schemas.microsoft.com/office/drawing/2015/10/21/chartex" xmlns:cx3="http://schemas.microsoft.com/office/drawing/2016/5/9/chartex" xmlns:cx4="http://schemas.microsoft.com/office/drawing/2016/5/10/chartex" xmlns:cx5="http://schemas.microsoft.com/office/drawing/2016/5/11/chartex" xmlns:cx6="http://schemas.microsoft.com/office/drawing/2016/5/12/chartex" xmlns:cx7="http://schemas.microsoft.com/office/drawing/2016/5/13/chartex" xmlns:cx8="http://schemas.microsoft.com/office/drawing/2016/5/14/chartex" xmlns:mc="http://schemas.openxmlformats.org/markup-compatibility/2006" xmlns:aink="http://schemas.microsoft.com/office/drawing/2016/ink" xmlns:am3d="http://schemas.microsoft.com/office/drawing/2017/model3d" xmlns:o="urn:schemas-microsoft-com:office:office" xmlns:r="http://schemas.openxmlformats.org/officeDocument/2006/relationships" xmlns:m="http://schemas.openxmlformats.org/officeDocument/2006/math" xmlns:v="urn:schemas-microsoft-com:vml" xmlns:wp14="http://schemas.microsoft.com/office/word/2010/wordprocessingDrawing" xmlns:wp="http://schemas.openxmlformats.org/drawingml/2006/wordprocessingDrawing" xmlns:w10="urn:schemas-microsoft-com:office:word" xmlns:w="http://schemas.openxmlformats.org/wordprocessingml/2006/main" xmlns:w14="http://schemas.microsoft.com/office/word/2010/wordml" xmlns:w15="http://schemas.microsoft.com/office/word/2012/wordml" xmlns:w16cex="http://schemas.microsoft.com/office/word/2018/wordml/cex" xmlns:w16cid="http://schemas.microsoft.com/office/word/2016/wordml/cid" xmlns:w16="http://schemas.microsoft.com/office/word/2018/wordml" xmlns:w16sdtdh="http://schemas.microsoft.com/office/word/2020/wordml/sdtdatahash" xmlns:w16se="http://schemas.microsoft.com/office/word/2015/wordml/symex" xmlns:wpg="http://schemas.microsoft.com/office/word/2010/wordprocessingGroup" xmlns:wpi="http://schemas.microsoft.com/office/word/2010/wordprocessingInk" xmlns:wne="http://schemas.microsoft.com/office/word/2006/wordml" xmlns:wps="http://schemas.microsoft.com/office/word/2010/wordprocessingShape" mc:Ignorable="w14 w15 w16se w16cid w16 w16cex w16sdtdh wp14">
+<w:endnotes xmlns:wpc="http://schemas.microsoft.com/office/word/2010/wordprocessingCanvas" xmlns:cx="http://schemas.microsoft.com/office/drawing/2014/chartex" xmlns:cx1="http://schemas.microsoft.com/office/drawing/2015/9/8/chartex" xmlns:cx2="http://schemas.microsoft.com/office/drawing/2015/10/21/chartex" xmlns:cx3="http://schemas.microsoft.com/office/drawing/2016/5/9/chartex" xmlns:cx4="http://schemas.microsoft.com/office/drawing/2016/5/10/chartex" xmlns:cx5="http://schemas.microsoft.com/office/drawing/2016/5/11/chartex" xmlns:cx6="http://schemas.microsoft.com/office/drawing/2016/5/12/chartex" xmlns:cx7="http://schemas.microsoft.com/office/drawing/2016/5/13/chartex" xmlns:cx8="http://schemas.microsoft.com/office/drawing/2016/5/14/chartex" xmlns:mc="http://schemas.openxmlformats.org/markup-compatibility/2006" xmlns:aink="http://schemas.microsoft.com/office/drawing/2016/ink" xmlns:am3d="http://schemas.microsoft.com/office/drawing/2017/model3d" xmlns:o="urn:schemas-microsoft-com:office:office" xmlns:oel="http://schemas.microsoft.com/office/2019/extlst" xmlns:r="http://schemas.openxmlformats.org/officeDocument/2006/relationships" xmlns:m="http://schemas.openxmlformats.org/officeDocument/2006/math" xmlns:v="urn:schemas-microsoft-com:vml" xmlns:wp14="http://schemas.microsoft.com/office/word/2010/wordprocessingDrawing" xmlns:wp="http://schemas.openxmlformats.org/drawingml/2006/wordprocessingDrawing" xmlns:w10="urn:schemas-microsoft-com:office:word" xmlns:w="http://schemas.openxmlformats.org/wordprocessingml/2006/main" xmlns:w14="http://schemas.microsoft.com/office/word/2010/wordml" xmlns:w15="http://schemas.microsoft.com/office/word/2012/wordml" xmlns:w16cex="http://schemas.microsoft.com/office/word/2018/wordml/cex" xmlns:w16cid="http://schemas.microsoft.com/office/word/2016/wordml/cid" xmlns:w16="http://schemas.microsoft.com/office/word/2018/wordml" xmlns:w16du="http://schemas.microsoft.com/office/word/2023/wordml/word16du" xmlns:w16sdtdh="http://schemas.microsoft.com/office/word/2020/wordml/sdtdatahash" xmlns:w16sdtfl="http://schemas.microsoft.com/office/word/2024/wordml/sdtformatlock" xmlns:w16se="http://schemas.microsoft.com/office/word/2015/wordml/symex" xmlns:wpg="http://schemas.microsoft.com/office/word/2010/wordprocessingGroup" xmlns:wpi="http://schemas.microsoft.com/office/word/2010/wordprocessingInk" xmlns:wne="http://schemas.microsoft.com/office/word/2006/wordml" xmlns:wps="http://schemas.microsoft.com/office/word/2010/wordprocessingShape" mc:Ignorable="w14 w15 w16se w16cid w16 w16cex w16sdtdh w16sdtfl w16du wp14">
   <w:endnote w:type="separator" w:id="-1">
     <w:p>
       <w:pPr>
@@ -355,7 +425,7 @@
 </file>
 
 <file path=word/footer1.xml><?xml version="1.0" encoding="utf-8"?>
-<w:ftr xmlns:wpc="http://schemas.microsoft.com/office/word/2010/wordprocessingCanvas" xmlns:cx="http://schemas.microsoft.com/office/drawing/2014/chartex" xmlns:cx1="http://schemas.microsoft.com/office/drawing/2015/9/8/chartex" xmlns:cx2="http://schemas.microsoft.com/office/drawing/2015/10/21/chartex" xmlns:cx3="http://schemas.microsoft.com/office/drawing/2016/5/9/chartex" xmlns:cx4="http://schemas.microsoft.com/office/drawing/2016/5/10/chartex" xmlns:cx5="http://schemas.microsoft.com/office/drawing/2016/5/11/chartex" xmlns:cx6="http://schemas.microsoft.com/office/drawing/2016/5/12/chartex" xmlns:cx7="http://schemas.microsoft.com/office/drawing/2016/5/13/chartex" xmlns:cx8="http://schemas.microsoft.com/office/drawing/2016/5/14/chartex" xmlns:mc="http://schemas.openxmlformats.org/markup-compatibility/2006" xmlns:aink="http://schemas.microsoft.com/office/drawing/2016/ink" xmlns:am3d="http://schemas.microsoft.com/office/drawing/2017/model3d" xmlns:o="urn:schemas-microsoft-com:office:office" xmlns:r="http://schemas.openxmlformats.org/officeDocument/2006/relationships" xmlns:m="http://schemas.openxmlformats.org/officeDocument/2006/math" xmlns:v="urn:schemas-microsoft-com:vml" xmlns:wp14="http://schemas.microsoft.com/office/word/2010/wordprocessingDrawing" xmlns:wp="http://schemas.openxmlformats.org/drawingml/2006/wordprocessingDrawing" xmlns:w10="urn:schemas-microsoft-com:office:word" xmlns:w="http://schemas.openxmlformats.org/wordprocessingml/2006/main" xmlns:w14="http://schemas.microsoft.com/office/word/2010/wordml" xmlns:w15="http://schemas.microsoft.com/office/word/2012/wordml" xmlns:w16cex="http://schemas.microsoft.com/office/word/2018/wordml/cex" xmlns:w16cid="http://schemas.microsoft.com/office/word/2016/wordml/cid" xmlns:w16="http://schemas.microsoft.com/office/word/2018/wordml" xmlns:w16sdtdh="http://schemas.microsoft.com/office/word/2020/wordml/sdtdatahash" xmlns:w16se="http://schemas.microsoft.com/office/word/2015/wordml/symex" xmlns:wpg="http://schemas.microsoft.com/office/word/2010/wordprocessingGroup" xmlns:wpi="http://schemas.microsoft.com/office/word/2010/wordprocessingInk" xmlns:wne="http://schemas.microsoft.com/office/word/2006/wordml" xmlns:wps="http://schemas.microsoft.com/office/word/2010/wordprocessingShape" mc:Ignorable="w14 w15 w16se w16cid w16 w16cex w16sdtdh wp14">
+<w:ftr xmlns:wpc="http://schemas.microsoft.com/office/word/2010/wordprocessingCanvas" xmlns:cx="http://schemas.microsoft.com/office/drawing/2014/chartex" xmlns:cx1="http://schemas.microsoft.com/office/drawing/2015/9/8/chartex" xmlns:cx2="http://schemas.microsoft.com/office/drawing/2015/10/21/chartex" xmlns:cx3="http://schemas.microsoft.com/office/drawing/2016/5/9/chartex" xmlns:cx4="http://schemas.microsoft.com/office/drawing/2016/5/10/chartex" xmlns:cx5="http://schemas.microsoft.com/office/drawing/2016/5/11/chartex" xmlns:cx6="http://schemas.microsoft.com/office/drawing/2016/5/12/chartex" xmlns:cx7="http://schemas.microsoft.com/office/drawing/2016/5/13/chartex" xmlns:cx8="http://schemas.microsoft.com/office/drawing/2016/5/14/chartex" xmlns:mc="http://schemas.openxmlformats.org/markup-compatibility/2006" xmlns:aink="http://schemas.microsoft.com/office/drawing/2016/ink" xmlns:am3d="http://schemas.microsoft.com/office/drawing/2017/model3d" xmlns:o="urn:schemas-microsoft-com:office:office" xmlns:oel="http://schemas.microsoft.com/office/2019/extlst" xmlns:r="http://schemas.openxmlformats.org/officeDocument/2006/relationships" xmlns:m="http://schemas.openxmlformats.org/officeDocument/2006/math" xmlns:v="urn:schemas-microsoft-com:vml" xmlns:wp14="http://schemas.microsoft.com/office/word/2010/wordprocessingDrawing" xmlns:wp="http://schemas.openxmlformats.org/drawingml/2006/wordprocessingDrawing" xmlns:w10="urn:schemas-microsoft-com:office:word" xmlns:w="http://schemas.openxmlformats.org/wordprocessingml/2006/main" xmlns:w14="http://schemas.microsoft.com/office/word/2010/wordml" xmlns:w15="http://schemas.microsoft.com/office/word/2012/wordml" xmlns:w16cex="http://schemas.microsoft.com/office/word/2018/wordml/cex" xmlns:w16cid="http://schemas.microsoft.com/office/word/2016/wordml/cid" xmlns:w16="http://schemas.microsoft.com/office/word/2018/wordml" xmlns:w16du="http://schemas.microsoft.com/office/word/2023/wordml/word16du" xmlns:w16sdtdh="http://schemas.microsoft.com/office/word/2020/wordml/sdtdatahash" xmlns:w16sdtfl="http://schemas.microsoft.com/office/word/2024/wordml/sdtformatlock" xmlns:w16se="http://schemas.microsoft.com/office/word/2015/wordml/symex" xmlns:wpg="http://schemas.microsoft.com/office/word/2010/wordprocessingGroup" xmlns:wpi="http://schemas.microsoft.com/office/word/2010/wordprocessingInk" xmlns:wne="http://schemas.microsoft.com/office/word/2006/wordml" xmlns:wps="http://schemas.microsoft.com/office/word/2010/wordprocessingShape" mc:Ignorable="w14 w15 w16se w16cid w16 w16cex w16sdtdh w16sdtfl w16du wp14">
   <w:p>
     <w:pPr>
       <w:pStyle w:val="Footer"/>
@@ -365,7 +435,7 @@
 </file>
 
 <file path=word/footer2.xml><?xml version="1.0" encoding="utf-8"?>
-<w:ftr xmlns:wpc="http://schemas.microsoft.com/office/word/2010/wordprocessingCanvas" xmlns:cx="http://schemas.microsoft.com/office/drawing/2014/chartex" xmlns:cx1="http://schemas.microsoft.com/office/drawing/2015/9/8/chartex" xmlns:cx2="http://schemas.microsoft.com/office/drawing/2015/10/21/chartex" xmlns:cx3="http://schemas.microsoft.com/office/drawing/2016/5/9/chartex" xmlns:cx4="http://schemas.microsoft.com/office/drawing/2016/5/10/chartex" xmlns:cx5="http://schemas.microsoft.com/office/drawing/2016/5/11/chartex" xmlns:cx6="http://schemas.microsoft.com/office/drawing/2016/5/12/chartex" xmlns:cx7="http://schemas.microsoft.com/office/drawing/2016/5/13/chartex" xmlns:cx8="http://schemas.microsoft.com/office/drawing/2016/5/14/chartex" xmlns:mc="http://schemas.openxmlformats.org/markup-compatibility/2006" xmlns:aink="http://schemas.microsoft.com/office/drawing/2016/ink" xmlns:am3d="http://schemas.microsoft.com/office/drawing/2017/model3d" xmlns:o="urn:schemas-microsoft-com:office:office" xmlns:r="http://schemas.openxmlformats.org/officeDocument/2006/relationships" xmlns:m="http://schemas.openxmlformats.org/officeDocument/2006/math" xmlns:v="urn:schemas-microsoft-com:vml" xmlns:wp14="http://schemas.microsoft.com/office/word/2010/wordprocessingDrawing" xmlns:wp="http://schemas.openxmlformats.org/drawingml/2006/wordprocessingDrawing" xmlns:w10="urn:schemas-microsoft-com:office:word" xmlns:w="http://schemas.openxmlformats.org/wordprocessingml/2006/main" xmlns:w14="http://schemas.microsoft.com/office/word/2010/wordml" xmlns:w15="http://schemas.microsoft.com/office/word/2012/wordml" xmlns:w16cex="http://schemas.microsoft.com/office/word/2018/wordml/cex" xmlns:w16cid="http://schemas.microsoft.com/office/word/2016/wordml/cid" xmlns:w16="http://schemas.microsoft.com/office/word/2018/wordml" xmlns:w16sdtdh="http://schemas.microsoft.com/office/word/2020/wordml/sdtdatahash" xmlns:w16se="http://schemas.microsoft.com/office/word/2015/wordml/symex" xmlns:wpg="http://schemas.microsoft.com/office/word/2010/wordprocessingGroup" xmlns:wpi="http://schemas.microsoft.com/office/word/2010/wordprocessingInk" xmlns:wne="http://schemas.microsoft.com/office/word/2006/wordml" xmlns:wps="http://schemas.microsoft.com/office/word/2010/wordprocessingShape" mc:Ignorable="w14 w15 w16se w16cid w16 w16cex w16sdtdh wp14">
+<w:ftr xmlns:wpc="http://schemas.microsoft.com/office/word/2010/wordprocessingCanvas" xmlns:cx="http://schemas.microsoft.com/office/drawing/2014/chartex" xmlns:cx1="http://schemas.microsoft.com/office/drawing/2015/9/8/chartex" xmlns:cx2="http://schemas.microsoft.com/office/drawing/2015/10/21/chartex" xmlns:cx3="http://schemas.microsoft.com/office/drawing/2016/5/9/chartex" xmlns:cx4="http://schemas.microsoft.com/office/drawing/2016/5/10/chartex" xmlns:cx5="http://schemas.microsoft.com/office/drawing/2016/5/11/chartex" xmlns:cx6="http://schemas.microsoft.com/office/drawing/2016/5/12/chartex" xmlns:cx7="http://schemas.microsoft.com/office/drawing/2016/5/13/chartex" xmlns:cx8="http://schemas.microsoft.com/office/drawing/2016/5/14/chartex" xmlns:mc="http://schemas.openxmlformats.org/markup-compatibility/2006" xmlns:aink="http://schemas.microsoft.com/office/drawing/2016/ink" xmlns:am3d="http://schemas.microsoft.com/office/drawing/2017/model3d" xmlns:o="urn:schemas-microsoft-com:office:office" xmlns:oel="http://schemas.microsoft.com/office/2019/extlst" xmlns:r="http://schemas.openxmlformats.org/officeDocument/2006/relationships" xmlns:m="http://schemas.openxmlformats.org/officeDocument/2006/math" xmlns:v="urn:schemas-microsoft-com:vml" xmlns:wp14="http://schemas.microsoft.com/office/word/2010/wordprocessingDrawing" xmlns:wp="http://schemas.openxmlformats.org/drawingml/2006/wordprocessingDrawing" xmlns:w10="urn:schemas-microsoft-com:office:word" xmlns:w="http://schemas.openxmlformats.org/wordprocessingml/2006/main" xmlns:w14="http://schemas.microsoft.com/office/word/2010/wordml" xmlns:w15="http://schemas.microsoft.com/office/word/2012/wordml" xmlns:w16cex="http://schemas.microsoft.com/office/word/2018/wordml/cex" xmlns:w16cid="http://schemas.microsoft.com/office/word/2016/wordml/cid" xmlns:w16="http://schemas.microsoft.com/office/word/2018/wordml" xmlns:w16du="http://schemas.microsoft.com/office/word/2023/wordml/word16du" xmlns:w16sdtdh="http://schemas.microsoft.com/office/word/2020/wordml/sdtdatahash" xmlns:w16sdtfl="http://schemas.microsoft.com/office/word/2024/wordml/sdtformatlock" xmlns:w16se="http://schemas.microsoft.com/office/word/2015/wordml/symex" xmlns:wpg="http://schemas.microsoft.com/office/word/2010/wordprocessingGroup" xmlns:wpi="http://schemas.microsoft.com/office/word/2010/wordprocessingInk" xmlns:wne="http://schemas.microsoft.com/office/word/2006/wordml" xmlns:wps="http://schemas.microsoft.com/office/word/2010/wordprocessingShape" mc:Ignorable="w14 w15 w16se w16cid w16 w16cex w16sdtdh w16sdtfl w16du wp14">
   <w:p>
     <w:pPr>
       <w:pStyle w:val="Footer"/>
@@ -375,7 +445,7 @@
 </file>
 
 <file path=word/footer3.xml><?xml version="1.0" encoding="utf-8"?>
-<w:ftr xmlns:wpc="http://schemas.microsoft.com/office/word/2010/wordprocessingCanvas" xmlns:cx="http://schemas.microsoft.com/office/drawing/2014/chartex" xmlns:cx1="http://schemas.microsoft.com/office/drawing/2015/9/8/chartex" xmlns:cx2="http://schemas.microsoft.com/office/drawing/2015/10/21/chartex" xmlns:cx3="http://schemas.microsoft.com/office/drawing/2016/5/9/chartex" xmlns:cx4="http://schemas.microsoft.com/office/drawing/2016/5/10/chartex" xmlns:cx5="http://schemas.microsoft.com/office/drawing/2016/5/11/chartex" xmlns:cx6="http://schemas.microsoft.com/office/drawing/2016/5/12/chartex" xmlns:cx7="http://schemas.microsoft.com/office/drawing/2016/5/13/chartex" xmlns:cx8="http://schemas.microsoft.com/office/drawing/2016/5/14/chartex" xmlns:mc="http://schemas.openxmlformats.org/markup-compatibility/2006" xmlns:aink="http://schemas.microsoft.com/office/drawing/2016/ink" xmlns:am3d="http://schemas.microsoft.com/office/drawing/2017/model3d" xmlns:o="urn:schemas-microsoft-com:office:office" xmlns:r="http://schemas.openxmlformats.org/officeDocument/2006/relationships" xmlns:m="http://schemas.openxmlformats.org/officeDocument/2006/math" xmlns:v="urn:schemas-microsoft-com:vml" xmlns:wp14="http://schemas.microsoft.com/office/word/2010/wordprocessingDrawing" xmlns:wp="http://schemas.openxmlformats.org/drawingml/2006/wordprocessingDrawing" xmlns:w10="urn:schemas-microsoft-com:office:word" xmlns:w="http://schemas.openxmlformats.org/wordprocessingml/2006/main" xmlns:w14="http://schemas.microsoft.com/office/word/2010/wordml" xmlns:w15="http://schemas.microsoft.com/office/word/2012/wordml" xmlns:w16cex="http://schemas.microsoft.com/office/word/2018/wordml/cex" xmlns:w16cid="http://schemas.microsoft.com/office/word/2016/wordml/cid" xmlns:w16="http://schemas.microsoft.com/office/word/2018/wordml" xmlns:w16sdtdh="http://schemas.microsoft.com/office/word/2020/wordml/sdtdatahash" xmlns:w16se="http://schemas.microsoft.com/office/word/2015/wordml/symex" xmlns:wpg="http://schemas.microsoft.com/office/word/2010/wordprocessingGroup" xmlns:wpi="http://schemas.microsoft.com/office/word/2010/wordprocessingInk" xmlns:wne="http://schemas.microsoft.com/office/word/2006/wordml" xmlns:wps="http://schemas.microsoft.com/office/word/2010/wordprocessingShape" mc:Ignorable="w14 w15 w16se w16cid w16 w16cex w16sdtdh wp14">
+<w:ftr xmlns:wpc="http://schemas.microsoft.com/office/word/2010/wordprocessingCanvas" xmlns:cx="http://schemas.microsoft.com/office/drawing/2014/chartex" xmlns:cx1="http://schemas.microsoft.com/office/drawing/2015/9/8/chartex" xmlns:cx2="http://schemas.microsoft.com/office/drawing/2015/10/21/chartex" xmlns:cx3="http://schemas.microsoft.com/office/drawing/2016/5/9/chartex" xmlns:cx4="http://schemas.microsoft.com/office/drawing/2016/5/10/chartex" xmlns:cx5="http://schemas.microsoft.com/office/drawing/2016/5/11/chartex" xmlns:cx6="http://schemas.microsoft.com/office/drawing/2016/5/12/chartex" xmlns:cx7="http://schemas.microsoft.com/office/drawing/2016/5/13/chartex" xmlns:cx8="http://schemas.microsoft.com/office/drawing/2016/5/14/chartex" xmlns:mc="http://schemas.openxmlformats.org/markup-compatibility/2006" xmlns:aink="http://schemas.microsoft.com/office/drawing/2016/ink" xmlns:am3d="http://schemas.microsoft.com/office/drawing/2017/model3d" xmlns:o="urn:schemas-microsoft-com:office:office" xmlns:oel="http://schemas.microsoft.com/office/2019/extlst" xmlns:r="http://schemas.openxmlformats.org/officeDocument/2006/relationships" xmlns:m="http://schemas.openxmlformats.org/officeDocument/2006/math" xmlns:v="urn:schemas-microsoft-com:vml" xmlns:wp14="http://schemas.microsoft.com/office/word/2010/wordprocessingDrawing" xmlns:wp="http://schemas.openxmlformats.org/drawingml/2006/wordprocessingDrawing" xmlns:w10="urn:schemas-microsoft-com:office:word" xmlns:w="http://schemas.openxmlformats.org/wordprocessingml/2006/main" xmlns:w14="http://schemas.microsoft.com/office/word/2010/wordml" xmlns:w15="http://schemas.microsoft.com/office/word/2012/wordml" xmlns:w16cex="http://schemas.microsoft.com/office/word/2018/wordml/cex" xmlns:w16cid="http://schemas.microsoft.com/office/word/2016/wordml/cid" xmlns:w16="http://schemas.microsoft.com/office/word/2018/wordml" xmlns:w16du="http://schemas.microsoft.com/office/word/2023/wordml/word16du" xmlns:w16sdtdh="http://schemas.microsoft.com/office/word/2020/wordml/sdtdatahash" xmlns:w16sdtfl="http://schemas.microsoft.com/office/word/2024/wordml/sdtformatlock" xmlns:w16se="http://schemas.microsoft.com/office/word/2015/wordml/symex" xmlns:wpg="http://schemas.microsoft.com/office/word/2010/wordprocessingGroup" xmlns:wpi="http://schemas.microsoft.com/office/word/2010/wordprocessingInk" xmlns:wne="http://schemas.microsoft.com/office/word/2006/wordml" xmlns:wps="http://schemas.microsoft.com/office/word/2010/wordprocessingShape" mc:Ignorable="w14 w15 w16se w16cid w16 w16cex w16sdtdh w16sdtfl w16du wp14">
   <w:p>
     <w:pPr>
       <w:pStyle w:val="Footer"/>
@@ -385,7 +455,7 @@
 </file>
 
 <file path=word/footnotes.xml><?xml version="1.0" encoding="utf-8"?>
-<w:footnotes xmlns:wpc="http://schemas.microsoft.com/office/word/2010/wordprocessingCanvas" xmlns:cx="http://schemas.microsoft.com/office/drawing/2014/chartex" xmlns:cx1="http://schemas.microsoft.com/office/drawing/2015/9/8/chartex" xmlns:cx2="http://schemas.microsoft.com/office/drawing/2015/10/21/chartex" xmlns:cx3="http://schemas.microsoft.com/office/drawing/2016/5/9/chartex" xmlns:cx4="http://schemas.microsoft.com/office/drawing/2016/5/10/chartex" xmlns:cx5="http://schemas.microsoft.com/office/drawing/2016/5/11/chartex" xmlns:cx6="http://schemas.microsoft.com/office/drawing/2016/5/12/chartex" xmlns:cx7="http://schemas.microsoft.com/office/drawing/2016/5/13/chartex" xmlns:cx8="http://schemas.microsoft.com/office/drawing/2016/5/14/chartex" xmlns:mc="http://schemas.openxmlformats.org/markup-compatibility/2006" xmlns:aink="http://schemas.microsoft.com/office/drawing/2016/ink" xmlns:am3d="http://schemas.microsoft.com/office/drawing/2017/model3d" xmlns:o="urn:schemas-microsoft-com:office:office" xmlns:r="http://schemas.openxmlformats.org/officeDocument/2006/relationships" xmlns:m="http://schemas.openxmlformats.org/officeDocument/2006/math" xmlns:v="urn:schemas-microsoft-com:vml" xmlns:wp14="http://schemas.microsoft.com/office/word/2010/wordprocessingDrawing" xmlns:wp="http://schemas.openxmlformats.org/drawingml/2006/wordprocessingDrawing" xmlns:w10="urn:schemas-microsoft-com:office:word" xmlns:w="http://schemas.openxmlformats.org/wordprocessingml/2006/main" xmlns:w14="http://schemas.microsoft.com/office/word/2010/wordml" xmlns:w15="http://schemas.microsoft.com/office/word/2012/wordml" xmlns:w16cex="http://schemas.microsoft.com/office/word/2018/wordml/cex" xmlns:w16cid="http://schemas.microsoft.com/office/word/2016/wordml/cid" xmlns:w16="http://schemas.microsoft.com/office/word/2018/wordml" xmlns:w16sdtdh="http://schemas.microsoft.com/office/word/2020/wordml/sdtdatahash" xmlns:w16se="http://schemas.microsoft.com/office/word/2015/wordml/symex" xmlns:wpg="http://schemas.microsoft.com/office/word/2010/wordprocessingGroup" xmlns:wpi="http://schemas.microsoft.com/office/word/2010/wordprocessingInk" xmlns:wne="http://schemas.microsoft.com/office/word/2006/wordml" xmlns:wps="http://schemas.microsoft.com/office/word/2010/wordprocessingShape" mc:Ignorable="w14 w15 w16se w16cid w16 w16cex w16sdtdh wp14">
+<w:footnotes xmlns:wpc="http://schemas.microsoft.com/office/word/2010/wordprocessingCanvas" xmlns:cx="http://schemas.microsoft.com/office/drawing/2014/chartex" xmlns:cx1="http://schemas.microsoft.com/office/drawing/2015/9/8/chartex" xmlns:cx2="http://schemas.microsoft.com/office/drawing/2015/10/21/chartex" xmlns:cx3="http://schemas.microsoft.com/office/drawing/2016/5/9/chartex" xmlns:cx4="http://schemas.microsoft.com/office/drawing/2016/5/10/chartex" xmlns:cx5="http://schemas.microsoft.com/office/drawing/2016/5/11/chartex" xmlns:cx6="http://schemas.microsoft.com/office/drawing/2016/5/12/chartex" xmlns:cx7="http://schemas.microsoft.com/office/drawing/2016/5/13/chartex" xmlns:cx8="http://schemas.microsoft.com/office/drawing/2016/5/14/chartex" xmlns:mc="http://schemas.openxmlformats.org/markup-compatibility/2006" xmlns:aink="http://schemas.microsoft.com/office/drawing/2016/ink" xmlns:am3d="http://schemas.microsoft.com/office/drawing/2017/model3d" xmlns:o="urn:schemas-microsoft-com:office:office" xmlns:oel="http://schemas.microsoft.com/office/2019/extlst" xmlns:r="http://schemas.openxmlformats.org/officeDocument/2006/relationships" xmlns:m="http://schemas.openxmlformats.org/officeDocument/2006/math" xmlns:v="urn:schemas-microsoft-com:vml" xmlns:wp14="http://schemas.microsoft.com/office/word/2010/wordprocessingDrawing" xmlns:wp="http://schemas.openxmlformats.org/drawingml/2006/wordprocessingDrawing" xmlns:w10="urn:schemas-microsoft-com:office:word" xmlns:w="http://schemas.openxmlformats.org/wordprocessingml/2006/main" xmlns:w14="http://schemas.microsoft.com/office/word/2010/wordml" xmlns:w15="http://schemas.microsoft.com/office/word/2012/wordml" xmlns:w16cex="http://schemas.microsoft.com/office/word/2018/wordml/cex" xmlns:w16cid="http://schemas.microsoft.com/office/word/2016/wordml/cid" xmlns:w16="http://schemas.microsoft.com/office/word/2018/wordml" xmlns:w16du="http://schemas.microsoft.com/office/word/2023/wordml/word16du" xmlns:w16sdtdh="http://schemas.microsoft.com/office/word/2020/wordml/sdtdatahash" xmlns:w16sdtfl="http://schemas.microsoft.com/office/word/2024/wordml/sdtformatlock" xmlns:w16se="http://schemas.microsoft.com/office/word/2015/wordml/symex" xmlns:wpg="http://schemas.microsoft.com/office/word/2010/wordprocessingGroup" xmlns:wpi="http://schemas.microsoft.com/office/word/2010/wordprocessingInk" xmlns:wne="http://schemas.microsoft.com/office/word/2006/wordml" xmlns:wps="http://schemas.microsoft.com/office/word/2010/wordprocessingShape" mc:Ignorable="w14 w15 w16se w16cid w16 w16cex w16sdtdh w16sdtfl w16du wp14">
   <w:footnote w:type="separator" w:id="-1">
     <w:p>
       <w:pPr>
@@ -410,7 +480,7 @@
 </file>
 
 <file path=word/header1.xml><?xml version="1.0" encoding="utf-8"?>
-<w:hdr xmlns:wpc="http://schemas.microsoft.com/office/word/2010/wordprocessingCanvas" xmlns:cx="http://schemas.microsoft.com/office/drawing/2014/chartex" xmlns:cx1="http://schemas.microsoft.com/office/drawing/2015/9/8/chartex" xmlns:cx2="http://schemas.microsoft.com/office/drawing/2015/10/21/chartex" xmlns:cx3="http://schemas.microsoft.com/office/drawing/2016/5/9/chartex" xmlns:cx4="http://schemas.microsoft.com/office/drawing/2016/5/10/chartex" xmlns:cx5="http://schemas.microsoft.com/office/drawing/2016/5/11/chartex" xmlns:cx6="http://schemas.microsoft.com/office/drawing/2016/5/12/chartex" xmlns:cx7="http://schemas.microsoft.com/office/drawing/2016/5/13/chartex" xmlns:cx8="http://schemas.microsoft.com/office/drawing/2016/5/14/chartex" xmlns:mc="http://schemas.openxmlformats.org/markup-compatibility/2006" xmlns:aink="http://schemas.microsoft.com/office/drawing/2016/ink" xmlns:am3d="http://schemas.microsoft.com/office/drawing/2017/model3d" xmlns:o="urn:schemas-microsoft-com:office:office" xmlns:r="http://schemas.openxmlformats.org/officeDocument/2006/relationships" xmlns:m="http://schemas.openxmlformats.org/officeDocument/2006/math" xmlns:v="urn:schemas-microsoft-com:vml" xmlns:wp14="http://schemas.microsoft.com/office/word/2010/wordprocessingDrawing" xmlns:wp="http://schemas.openxmlformats.org/drawingml/2006/wordprocessingDrawing" xmlns:w10="urn:schemas-microsoft-com:office:word" xmlns:w="http://schemas.openxmlformats.org/wordprocessingml/2006/main" xmlns:w14="http://schemas.microsoft.com/office/word/2010/wordml" xmlns:w15="http://schemas.microsoft.com/office/word/2012/wordml" xmlns:w16cex="http://schemas.microsoft.com/office/word/2018/wordml/cex" xmlns:w16cid="http://schemas.microsoft.com/office/word/2016/wordml/cid" xmlns:w16="http://schemas.microsoft.com/office/word/2018/wordml" xmlns:w16sdtdh="http://schemas.microsoft.com/office/word/2020/wordml/sdtdatahash" xmlns:w16se="http://schemas.microsoft.com/office/word/2015/wordml/symex" xmlns:wpg="http://schemas.microsoft.com/office/word/2010/wordprocessingGroup" xmlns:wpi="http://schemas.microsoft.com/office/word/2010/wordprocessingInk" xmlns:wne="http://schemas.microsoft.com/office/word/2006/wordml" xmlns:wps="http://schemas.microsoft.com/office/word/2010/wordprocessingShape" mc:Ignorable="w14 w15 w16se w16cid w16 w16cex w16sdtdh wp14">
+<w:hdr xmlns:wpc="http://schemas.microsoft.com/office/word/2010/wordprocessingCanvas" xmlns:cx="http://schemas.microsoft.com/office/drawing/2014/chartex" xmlns:cx1="http://schemas.microsoft.com/office/drawing/2015/9/8/chartex" xmlns:cx2="http://schemas.microsoft.com/office/drawing/2015/10/21/chartex" xmlns:cx3="http://schemas.microsoft.com/office/drawing/2016/5/9/chartex" xmlns:cx4="http://schemas.microsoft.com/office/drawing/2016/5/10/chartex" xmlns:cx5="http://schemas.microsoft.com/office/drawing/2016/5/11/chartex" xmlns:cx6="http://schemas.microsoft.com/office/drawing/2016/5/12/chartex" xmlns:cx7="http://schemas.microsoft.com/office/drawing/2016/5/13/chartex" xmlns:cx8="http://schemas.microsoft.com/office/drawing/2016/5/14/chartex" xmlns:mc="http://schemas.openxmlformats.org/markup-compatibility/2006" xmlns:aink="http://schemas.microsoft.com/office/drawing/2016/ink" xmlns:am3d="http://schemas.microsoft.com/office/drawing/2017/model3d" xmlns:o="urn:schemas-microsoft-com:office:office" xmlns:oel="http://schemas.microsoft.com/office/2019/extlst" xmlns:r="http://schemas.openxmlformats.org/officeDocument/2006/relationships" xmlns:m="http://schemas.openxmlformats.org/officeDocument/2006/math" xmlns:v="urn:schemas-microsoft-com:vml" xmlns:wp14="http://schemas.microsoft.com/office/word/2010/wordprocessingDrawing" xmlns:wp="http://schemas.openxmlformats.org/drawingml/2006/wordprocessingDrawing" xmlns:w10="urn:schemas-microsoft-com:office:word" xmlns:w="http://schemas.openxmlformats.org/wordprocessingml/2006/main" xmlns:w14="http://schemas.microsoft.com/office/word/2010/wordml" xmlns:w15="http://schemas.microsoft.com/office/word/2012/wordml" xmlns:w16cex="http://schemas.microsoft.com/office/word/2018/wordml/cex" xmlns:w16cid="http://schemas.microsoft.com/office/word/2016/wordml/cid" xmlns:w16="http://schemas.microsoft.com/office/word/2018/wordml" xmlns:w16du="http://schemas.microsoft.com/office/word/2023/wordml/word16du" xmlns:w16sdtdh="http://schemas.microsoft.com/office/word/2020/wordml/sdtdatahash" xmlns:w16sdtfl="http://schemas.microsoft.com/office/word/2024/wordml/sdtformatlock" xmlns:w16se="http://schemas.microsoft.com/office/word/2015/wordml/symex" xmlns:wpg="http://schemas.microsoft.com/office/word/2010/wordprocessingGroup" xmlns:wpi="http://schemas.microsoft.com/office/word/2010/wordprocessingInk" xmlns:wne="http://schemas.microsoft.com/office/word/2006/wordml" xmlns:wps="http://schemas.microsoft.com/office/word/2010/wordprocessingShape" mc:Ignorable="w14 w15 w16se w16cid w16 w16cex w16sdtdh w16sdtfl w16du wp14">
   <w:p>
     <w:pPr>
       <w:pStyle w:val="Header"/>
@@ -420,7 +490,7 @@
 </file>
 
 <file path=word/header2.xml><?xml version="1.0" encoding="utf-8"?>
-<w:hdr xmlns:wpc="http://schemas.microsoft.com/office/word/2010/wordprocessingCanvas" xmlns:cx="http://schemas.microsoft.com/office/drawing/2014/chartex" xmlns:cx1="http://schemas.microsoft.com/office/drawing/2015/9/8/chartex" xmlns:cx2="http://schemas.microsoft.com/office/drawing/2015/10/21/chartex" xmlns:cx3="http://schemas.microsoft.com/office/drawing/2016/5/9/chartex" xmlns:cx4="http://schemas.microsoft.com/office/drawing/2016/5/10/chartex" xmlns:cx5="http://schemas.microsoft.com/office/drawing/2016/5/11/chartex" xmlns:cx6="http://schemas.microsoft.com/office/drawing/2016/5/12/chartex" xmlns:cx7="http://schemas.microsoft.com/office/drawing/2016/5/13/chartex" xmlns:cx8="http://schemas.microsoft.com/office/drawing/2016/5/14/chartex" xmlns:mc="http://schemas.openxmlformats.org/markup-compatibility/2006" xmlns:aink="http://schemas.microsoft.com/office/drawing/2016/ink" xmlns:am3d="http://schemas.microsoft.com/office/drawing/2017/model3d" xmlns:o="urn:schemas-microsoft-com:office:office" xmlns:r="http://schemas.openxmlformats.org/officeDocument/2006/relationships" xmlns:m="http://schemas.openxmlformats.org/officeDocument/2006/math" xmlns:v="urn:schemas-microsoft-com:vml" xmlns:wp14="http://schemas.microsoft.com/office/word/2010/wordprocessingDrawing" xmlns:wp="http://schemas.openxmlformats.org/drawingml/2006/wordprocessingDrawing" xmlns:w10="urn:schemas-microsoft-com:office:word" xmlns:w="http://schemas.openxmlformats.org/wordprocessingml/2006/main" xmlns:w14="http://schemas.microsoft.com/office/word/2010/wordml" xmlns:w15="http://schemas.microsoft.com/office/word/2012/wordml" xmlns:w16cex="http://schemas.microsoft.com/office/word/2018/wordml/cex" xmlns:w16cid="http://schemas.microsoft.com/office/word/2016/wordml/cid" xmlns:w16="http://schemas.microsoft.com/office/word/2018/wordml" xmlns:w16sdtdh="http://schemas.microsoft.com/office/word/2020/wordml/sdtdatahash" xmlns:w16se="http://schemas.microsoft.com/office/word/2015/wordml/symex" xmlns:wpg="http://schemas.microsoft.com/office/word/2010/wordprocessingGroup" xmlns:wpi="http://schemas.microsoft.com/office/word/2010/wordprocessingInk" xmlns:wne="http://schemas.microsoft.com/office/word/2006/wordml" xmlns:wps="http://schemas.microsoft.com/office/word/2010/wordprocessingShape" mc:Ignorable="w14 w15 w16se w16cid w16 w16cex w16sdtdh wp14">
+<w:hdr xmlns:wpc="http://schemas.microsoft.com/office/word/2010/wordprocessingCanvas" xmlns:cx="http://schemas.microsoft.com/office/drawing/2014/chartex" xmlns:cx1="http://schemas.microsoft.com/office/drawing/2015/9/8/chartex" xmlns:cx2="http://schemas.microsoft.com/office/drawing/2015/10/21/chartex" xmlns:cx3="http://schemas.microsoft.com/office/drawing/2016/5/9/chartex" xmlns:cx4="http://schemas.microsoft.com/office/drawing/2016/5/10/chartex" xmlns:cx5="http://schemas.microsoft.com/office/drawing/2016/5/11/chartex" xmlns:cx6="http://schemas.microsoft.com/office/drawing/2016/5/12/chartex" xmlns:cx7="http://schemas.microsoft.com/office/drawing/2016/5/13/chartex" xmlns:cx8="http://schemas.microsoft.com/office/drawing/2016/5/14/chartex" xmlns:mc="http://schemas.openxmlformats.org/markup-compatibility/2006" xmlns:aink="http://schemas.microsoft.com/office/drawing/2016/ink" xmlns:am3d="http://schemas.microsoft.com/office/drawing/2017/model3d" xmlns:o="urn:schemas-microsoft-com:office:office" xmlns:oel="http://schemas.microsoft.com/office/2019/extlst" xmlns:r="http://schemas.openxmlformats.org/officeDocument/2006/relationships" xmlns:m="http://schemas.openxmlformats.org/officeDocument/2006/math" xmlns:v="urn:schemas-microsoft-com:vml" xmlns:wp14="http://schemas.microsoft.com/office/word/2010/wordprocessingDrawing" xmlns:wp="http://schemas.openxmlformats.org/drawingml/2006/wordprocessingDrawing" xmlns:w10="urn:schemas-microsoft-com:office:word" xmlns:w="http://schemas.openxmlformats.org/wordprocessingml/2006/main" xmlns:w14="http://schemas.microsoft.com/office/word/2010/wordml" xmlns:w15="http://schemas.microsoft.com/office/word/2012/wordml" xmlns:w16cex="http://schemas.microsoft.com/office/word/2018/wordml/cex" xmlns:w16cid="http://schemas.microsoft.com/office/word/2016/wordml/cid" xmlns:w16="http://schemas.microsoft.com/office/word/2018/wordml" xmlns:w16du="http://schemas.microsoft.com/office/word/2023/wordml/word16du" xmlns:w16sdtdh="http://schemas.microsoft.com/office/word/2020/wordml/sdtdatahash" xmlns:w16sdtfl="http://schemas.microsoft.com/office/word/2024/wordml/sdtformatlock" xmlns:w16se="http://schemas.microsoft.com/office/word/2015/wordml/symex" xmlns:wpg="http://schemas.microsoft.com/office/word/2010/wordprocessingGroup" xmlns:wpi="http://schemas.microsoft.com/office/word/2010/wordprocessingInk" xmlns:wne="http://schemas.microsoft.com/office/word/2006/wordml" xmlns:wps="http://schemas.microsoft.com/office/word/2010/wordprocessingShape" mc:Ignorable="w14 w15 w16se w16cid w16 w16cex w16sdtdh w16sdtfl w16du wp14">
   <w:p>
     <w:pPr>
       <w:pStyle w:val="Header"/>
@@ -430,7 +500,7 @@
 </file>
 
 <file path=word/header3.xml><?xml version="1.0" encoding="utf-8"?>
-<w:hdr xmlns:wpc="http://schemas.microsoft.com/office/word/2010/wordprocessingCanvas" xmlns:cx="http://schemas.microsoft.com/office/drawing/2014/chartex" xmlns:cx1="http://schemas.microsoft.com/office/drawing/2015/9/8/chartex" xmlns:cx2="http://schemas.microsoft.com/office/drawing/2015/10/21/chartex" xmlns:cx3="http://schemas.microsoft.com/office/drawing/2016/5/9/chartex" xmlns:cx4="http://schemas.microsoft.com/office/drawing/2016/5/10/chartex" xmlns:cx5="http://schemas.microsoft.com/office/drawing/2016/5/11/chartex" xmlns:cx6="http://schemas.microsoft.com/office/drawing/2016/5/12/chartex" xmlns:cx7="http://schemas.microsoft.com/office/drawing/2016/5/13/chartex" xmlns:cx8="http://schemas.microsoft.com/office/drawing/2016/5/14/chartex" xmlns:mc="http://schemas.openxmlformats.org/markup-compatibility/2006" xmlns:aink="http://schemas.microsoft.com/office/drawing/2016/ink" xmlns:am3d="http://schemas.microsoft.com/office/drawing/2017/model3d" xmlns:o="urn:schemas-microsoft-com:office:office" xmlns:r="http://schemas.openxmlformats.org/officeDocument/2006/relationships" xmlns:m="http://schemas.openxmlformats.org/officeDocument/2006/math" xmlns:v="urn:schemas-microsoft-com:vml" xmlns:wp14="http://schemas.microsoft.com/office/word/2010/wordprocessingDrawing" xmlns:wp="http://schemas.openxmlformats.org/drawingml/2006/wordprocessingDrawing" xmlns:w10="urn:schemas-microsoft-com:office:word" xmlns:w="http://schemas.openxmlformats.org/wordprocessingml/2006/main" xmlns:w14="http://schemas.microsoft.com/office/word/2010/wordml" xmlns:w15="http://schemas.microsoft.com/office/word/2012/wordml" xmlns:w16cex="http://schemas.microsoft.com/office/word/2018/wordml/cex" xmlns:w16cid="http://schemas.microsoft.com/office/word/2016/wordml/cid" xmlns:w16="http://schemas.microsoft.com/office/word/2018/wordml" xmlns:w16sdtdh="http://schemas.microsoft.com/office/word/2020/wordml/sdtdatahash" xmlns:w16se="http://schemas.microsoft.com/office/word/2015/wordml/symex" xmlns:wpg="http://schemas.microsoft.com/office/word/2010/wordprocessingGroup" xmlns:wpi="http://schemas.microsoft.com/office/word/2010/wordprocessingInk" xmlns:wne="http://schemas.microsoft.com/office/word/2006/wordml" xmlns:wps="http://schemas.microsoft.com/office/word/2010/wordprocessingShape" mc:Ignorable="w14 w15 w16se w16cid w16 w16cex w16sdtdh wp14">
+<w:hdr xmlns:wpc="http://schemas.microsoft.com/office/word/2010/wordprocessingCanvas" xmlns:cx="http://schemas.microsoft.com/office/drawing/2014/chartex" xmlns:cx1="http://schemas.microsoft.com/office/drawing/2015/9/8/chartex" xmlns:cx2="http://schemas.microsoft.com/office/drawing/2015/10/21/chartex" xmlns:cx3="http://schemas.microsoft.com/office/drawing/2016/5/9/chartex" xmlns:cx4="http://schemas.microsoft.com/office/drawing/2016/5/10/chartex" xmlns:cx5="http://schemas.microsoft.com/office/drawing/2016/5/11/chartex" xmlns:cx6="http://schemas.microsoft.com/office/drawing/2016/5/12/chartex" xmlns:cx7="http://schemas.microsoft.com/office/drawing/2016/5/13/chartex" xmlns:cx8="http://schemas.microsoft.com/office/drawing/2016/5/14/chartex" xmlns:mc="http://schemas.openxmlformats.org/markup-compatibility/2006" xmlns:aink="http://schemas.microsoft.com/office/drawing/2016/ink" xmlns:am3d="http://schemas.microsoft.com/office/drawing/2017/model3d" xmlns:o="urn:schemas-microsoft-com:office:office" xmlns:oel="http://schemas.microsoft.com/office/2019/extlst" xmlns:r="http://schemas.openxmlformats.org/officeDocument/2006/relationships" xmlns:m="http://schemas.openxmlformats.org/officeDocument/2006/math" xmlns:v="urn:schemas-microsoft-com:vml" xmlns:wp14="http://schemas.microsoft.com/office/word/2010/wordprocessingDrawing" xmlns:wp="http://schemas.openxmlformats.org/drawingml/2006/wordprocessingDrawing" xmlns:w10="urn:schemas-microsoft-com:office:word" xmlns:w="http://schemas.openxmlformats.org/wordprocessingml/2006/main" xmlns:w14="http://schemas.microsoft.com/office/word/2010/wordml" xmlns:w15="http://schemas.microsoft.com/office/word/2012/wordml" xmlns:w16cex="http://schemas.microsoft.com/office/word/2018/wordml/cex" xmlns:w16cid="http://schemas.microsoft.com/office/word/2016/wordml/cid" xmlns:w16="http://schemas.microsoft.com/office/word/2018/wordml" xmlns:w16du="http://schemas.microsoft.com/office/word/2023/wordml/word16du" xmlns:w16sdtdh="http://schemas.microsoft.com/office/word/2020/wordml/sdtdatahash" xmlns:w16sdtfl="http://schemas.microsoft.com/office/word/2024/wordml/sdtformatlock" xmlns:w16se="http://schemas.microsoft.com/office/word/2015/wordml/symex" xmlns:wpg="http://schemas.microsoft.com/office/word/2010/wordprocessingGroup" xmlns:wpi="http://schemas.microsoft.com/office/word/2010/wordprocessingInk" xmlns:wne="http://schemas.microsoft.com/office/word/2006/wordml" xmlns:wps="http://schemas.microsoft.com/office/word/2010/wordprocessingShape" mc:Ignorable="w14 w15 w16se w16cid w16 w16cex w16sdtdh w16sdtfl w16du wp14">
   <w:p>
     <w:pPr>
       <w:pStyle w:val="Header"/>
@@ -440,7 +510,7 @@
 </file>
 
 <file path=word/numbering.xml><?xml version="1.0" encoding="utf-8"?>
-<w:numbering xmlns:wpc="http://schemas.microsoft.com/office/word/2010/wordprocessingCanvas" xmlns:cx="http://schemas.microsoft.com/office/drawing/2014/chartex" xmlns:cx1="http://schemas.microsoft.com/office/drawing/2015/9/8/chartex" xmlns:cx2="http://schemas.microsoft.com/office/drawing/2015/10/21/chartex" xmlns:cx3="http://schemas.microsoft.com/office/drawing/2016/5/9/chartex" xmlns:cx4="http://schemas.microsoft.com/office/drawing/2016/5/10/chartex" xmlns:cx5="http://schemas.microsoft.com/office/drawing/2016/5/11/chartex" xmlns:cx6="http://schemas.microsoft.com/office/drawing/2016/5/12/chartex" xmlns:cx7="http://schemas.microsoft.com/office/drawing/2016/5/13/chartex" xmlns:cx8="http://schemas.microsoft.com/office/drawing/2016/5/14/chartex" xmlns:mc="http://schemas.openxmlformats.org/markup-compatibility/2006" xmlns:aink="http://schemas.microsoft.com/office/drawing/2016/ink" xmlns:am3d="http://schemas.microsoft.com/office/drawing/2017/model3d" xmlns:o="urn:schemas-microsoft-com:office:office" xmlns:r="http://schemas.openxmlformats.org/officeDocument/2006/relationships" xmlns:m="http://schemas.openxmlformats.org/officeDocument/2006/math" xmlns:v="urn:schemas-microsoft-com:vml" xmlns:wp14="http://schemas.microsoft.com/office/word/2010/wordprocessingDrawing" xmlns:wp="http://schemas.openxmlformats.org/drawingml/2006/wordprocessingDrawing" xmlns:w10="urn:schemas-microsoft-com:office:word" xmlns:w="http://schemas.openxmlformats.org/wordprocessingml/2006/main" xmlns:w14="http://schemas.microsoft.com/office/word/2010/wordml" xmlns:w15="http://schemas.microsoft.com/office/word/2012/wordml" xmlns:w16cex="http://schemas.microsoft.com/office/word/2018/wordml/cex" xmlns:w16cid="http://schemas.microsoft.com/office/word/2016/wordml/cid" xmlns:w16="http://schemas.microsoft.com/office/word/2018/wordml" xmlns:w16sdtdh="http://schemas.microsoft.com/office/word/2020/wordml/sdtdatahash" xmlns:w16se="http://schemas.microsoft.com/office/word/2015/wordml/symex" xmlns:wpg="http://schemas.microsoft.com/office/word/2010/wordprocessingGroup" xmlns:wpi="http://schemas.microsoft.com/office/word/2010/wordprocessingInk" xmlns:wne="http://schemas.microsoft.com/office/word/2006/wordml" xmlns:wps="http://schemas.microsoft.com/office/word/2010/wordprocessingShape" mc:Ignorable="w14 w15 w16se w16cid w16 w16cex w16sdtdh wp14">
+<w:numbering xmlns:wpc="http://schemas.microsoft.com/office/word/2010/wordprocessingCanvas" xmlns:cx="http://schemas.microsoft.com/office/drawing/2014/chartex" xmlns:cx1="http://schemas.microsoft.com/office/drawing/2015/9/8/chartex" xmlns:cx2="http://schemas.microsoft.com/office/drawing/2015/10/21/chartex" xmlns:cx3="http://schemas.microsoft.com/office/drawing/2016/5/9/chartex" xmlns:cx4="http://schemas.microsoft.com/office/drawing/2016/5/10/chartex" xmlns:cx5="http://schemas.microsoft.com/office/drawing/2016/5/11/chartex" xmlns:cx6="http://schemas.microsoft.com/office/drawing/2016/5/12/chartex" xmlns:cx7="http://schemas.microsoft.com/office/drawing/2016/5/13/chartex" xmlns:cx8="http://schemas.microsoft.com/office/drawing/2016/5/14/chartex" xmlns:mc="http://schemas.openxmlformats.org/markup-compatibility/2006" xmlns:aink="http://schemas.microsoft.com/office/drawing/2016/ink" xmlns:am3d="http://schemas.microsoft.com/office/drawing/2017/model3d" xmlns:o="urn:schemas-microsoft-com:office:office" xmlns:oel="http://schemas.microsoft.com/office/2019/extlst" xmlns:r="http://schemas.openxmlformats.org/officeDocument/2006/relationships" xmlns:m="http://schemas.openxmlformats.org/officeDocument/2006/math" xmlns:v="urn:schemas-microsoft-com:vml" xmlns:wp14="http://schemas.microsoft.com/office/word/2010/wordprocessingDrawing" xmlns:wp="http://schemas.openxmlformats.org/drawingml/2006/wordprocessingDrawing" xmlns:w10="urn:schemas-microsoft-com:office:word" xmlns:w="http://schemas.openxmlformats.org/wordprocessingml/2006/main" xmlns:w14="http://schemas.microsoft.com/office/word/2010/wordml" xmlns:w15="http://schemas.microsoft.com/office/word/2012/wordml" xmlns:w16cex="http://schemas.microsoft.com/office/word/2018/wordml/cex" xmlns:w16cid="http://schemas.microsoft.com/office/word/2016/wordml/cid" xmlns:w16="http://schemas.microsoft.com/office/word/2018/wordml" xmlns:w16du="http://schemas.microsoft.com/office/word/2023/wordml/word16du" xmlns:w16sdtdh="http://schemas.microsoft.com/office/word/2020/wordml/sdtdatahash" xmlns:w16sdtfl="http://schemas.microsoft.com/office/word/2024/wordml/sdtformatlock" xmlns:w16se="http://schemas.microsoft.com/office/word/2015/wordml/symex" xmlns:wpg="http://schemas.microsoft.com/office/word/2010/wordprocessingGroup" xmlns:wpi="http://schemas.microsoft.com/office/word/2010/wordprocessingInk" xmlns:wne="http://schemas.microsoft.com/office/word/2006/wordml" xmlns:wps="http://schemas.microsoft.com/office/word/2010/wordprocessingShape" mc:Ignorable="w14 w15 w16se w16cid w16 w16cex w16sdtdh w16sdtfl w16du wp14">
   <w:abstractNum w:abstractNumId="0" w15:restartNumberingAfterBreak="0">
     <w:nsid w:val="06983335"/>
     <w:multiLevelType w:val="hybridMultilevel"/>
@@ -1693,44 +1763,44 @@
       </w:pPr>
     </w:lvl>
   </w:abstractNum>
-  <w:num w:numId="1">
+  <w:num w:numId="1" w16cid:durableId="519664052">
     <w:abstractNumId w:val="10"/>
   </w:num>
-  <w:num w:numId="2">
+  <w:num w:numId="2" w16cid:durableId="27805356">
     <w:abstractNumId w:val="4"/>
   </w:num>
-  <w:num w:numId="3">
+  <w:num w:numId="3" w16cid:durableId="647053316">
     <w:abstractNumId w:val="2"/>
   </w:num>
-  <w:num w:numId="4">
+  <w:num w:numId="4" w16cid:durableId="794065178">
     <w:abstractNumId w:val="9"/>
   </w:num>
-  <w:num w:numId="5">
+  <w:num w:numId="5" w16cid:durableId="1334845549">
     <w:abstractNumId w:val="7"/>
   </w:num>
-  <w:num w:numId="6">
+  <w:num w:numId="6" w16cid:durableId="623274622">
     <w:abstractNumId w:val="6"/>
   </w:num>
-  <w:num w:numId="7">
+  <w:num w:numId="7" w16cid:durableId="754086829">
     <w:abstractNumId w:val="1"/>
   </w:num>
-  <w:num w:numId="8">
+  <w:num w:numId="8" w16cid:durableId="59132540">
     <w:abstractNumId w:val="5"/>
   </w:num>
-  <w:num w:numId="9">
+  <w:num w:numId="9" w16cid:durableId="1916357784">
     <w:abstractNumId w:val="0"/>
   </w:num>
-  <w:num w:numId="10">
+  <w:num w:numId="10" w16cid:durableId="1344895802">
     <w:abstractNumId w:val="3"/>
   </w:num>
-  <w:num w:numId="11">
+  <w:num w:numId="11" w16cid:durableId="1642298994">
     <w:abstractNumId w:val="8"/>
   </w:num>
 </w:numbering>
 </file>
 
 <file path=word/styles.xml><?xml version="1.0" encoding="utf-8"?>
-<w:styles xmlns:mc="http://schemas.openxmlformats.org/markup-compatibility/2006" xmlns:r="http://schemas.openxmlformats.org/officeDocument/2006/relationships" xmlns:w="http://schemas.openxmlformats.org/wordprocessingml/2006/main" xmlns:w14="http://schemas.microsoft.com/office/word/2010/wordml" xmlns:w15="http://schemas.microsoft.com/office/word/2012/wordml" xmlns:w16cex="http://schemas.microsoft.com/office/word/2018/wordml/cex" xmlns:w16cid="http://schemas.microsoft.com/office/word/2016/wordml/cid" xmlns:w16="http://schemas.microsoft.com/office/word/2018/wordml" xmlns:w16sdtdh="http://schemas.microsoft.com/office/word/2020/wordml/sdtdatahash" xmlns:w16se="http://schemas.microsoft.com/office/word/2015/wordml/symex" mc:Ignorable="w14 w15 w16se w16cid w16 w16cex w16sdtdh">
+<w:styles xmlns:mc="http://schemas.openxmlformats.org/markup-compatibility/2006" xmlns:r="http://schemas.openxmlformats.org/officeDocument/2006/relationships" xmlns:w="http://schemas.openxmlformats.org/wordprocessingml/2006/main" xmlns:w14="http://schemas.microsoft.com/office/word/2010/wordml" xmlns:w15="http://schemas.microsoft.com/office/word/2012/wordml" xmlns:w16cex="http://schemas.microsoft.com/office/word/2018/wordml/cex" xmlns:w16cid="http://schemas.microsoft.com/office/word/2016/wordml/cid" xmlns:w16="http://schemas.microsoft.com/office/word/2018/wordml" xmlns:w16du="http://schemas.microsoft.com/office/word/2023/wordml/word16du" xmlns:w16sdtdh="http://schemas.microsoft.com/office/word/2020/wordml/sdtdatahash" xmlns:w16sdtfl="http://schemas.microsoft.com/office/word/2024/wordml/sdtformatlock" xmlns:w16se="http://schemas.microsoft.com/office/word/2015/wordml/symex" mc:Ignorable="w14 w15 w16se w16cid w16 w16cex w16sdtdh w16sdtfl w16du">
   <w:docDefaults>
     <w:rPrDefault>
       <w:rPr>
